--- a/JS CONCEPTS/Browser.docx
+++ b/JS CONCEPTS/Browser.docx
@@ -166,8 +166,10 @@
       <w:pPr>
         <w:pStyle w:val="NoSpacing"/>
       </w:pPr>
-      <w:r>
-        <w:t xml:space="preserve"> Document Node, HTML Node, Body Node, H1 Node, Text Node ("Hello"),</w:t>
+      <w:bookmarkStart w:id="0" w:name="_GoBack"/>
+      <w:bookmarkEnd w:id="0"/>
+      <w:r>
+        <w:t>Document Node, HTML Node, Body Node, H1 Node, Text Node ("Hello"),</w:t>
       </w:r>
     </w:p>
     <w:p>
@@ -20856,8 +20858,6 @@
       <w:pPr>
         <w:pStyle w:val="NoSpacing"/>
       </w:pPr>
-      <w:bookmarkStart w:id="0" w:name="_GoBack"/>
-      <w:bookmarkEnd w:id="0"/>
     </w:p>
     <w:sectPr>
       <w:pgSz w:w="11906" w:h="16838"/>
@@ -28183,7 +28183,7 @@
 </file>
 
 <file path=customXml/itemProps1.xml><?xml version="1.0" encoding="utf-8"?>
-<ds:datastoreItem xmlns:ds="http://schemas.openxmlformats.org/officeDocument/2006/customXml" ds:itemID="{2F2B3E2E-57C7-4181-9F01-2D929F5630D7}">
+<ds:datastoreItem xmlns:ds="http://schemas.openxmlformats.org/officeDocument/2006/customXml" ds:itemID="{0BE5DA66-5879-49D2-B63F-A64ADDF8275C}">
   <ds:schemaRefs>
     <ds:schemaRef ds:uri="http://schemas.openxmlformats.org/officeDocument/2006/bibliography"/>
   </ds:schemaRefs>
